--- a/01_The_Blue_Silence/Manuscript/THE_BLUE_SILENCE_Chapter_06_The_Border.docx
+++ b/01_The_Blue_Silence/Manuscript/THE_BLUE_SILENCE_Chapter_06_The_Border.docx
@@ -197,7 +197,7 @@
         <w:jc w:val="left"/>
       </w:pPr>
       <w:r>
-        <w:t>Rahman's new district chief, Superintendent Halim Latif, told him this on his first morning.</w:t>
+        <w:t>Rahman’s new district chief, Superintendent Halim Latif, told him this on his first morning.</w:t>
       </w:r>
     </w:p>
     <w:p>
@@ -277,7 +277,7 @@
         <w:jc w:val="left"/>
       </w:pPr>
       <w:r>
-        <w:t>Rahman's attention sharpened.</w:t>
+        <w:t>Rahman’s attention sharpened.</w:t>
       </w:r>
     </w:p>
     <w:p>
@@ -293,7 +293,7 @@
         <w:jc w:val="left"/>
       </w:pPr>
       <w:r>
-        <w:t>“Don't start.”</w:t>
+        <w:t>“Don’t start.”</w:t>
       </w:r>
     </w:p>
     <w:p>
@@ -357,7 +357,7 @@
         <w:jc w:val="left"/>
       </w:pPr>
       <w:r>
-        <w:t>“Law isn't.”</w:t>
+        <w:t>“Law isn’t.”</w:t>
       </w:r>
     </w:p>
     <w:p>
@@ -477,7 +477,7 @@
         <w:jc w:val="left"/>
       </w:pPr>
       <w:r>
-        <w:t>“People you'll hear about.”</w:t>
+        <w:t>“People you’ll hear about.”</w:t>
       </w:r>
     </w:p>
     <w:p>
@@ -593,31 +593,31 @@
         <w:jc w:val="left"/>
       </w:pPr>
       <w:r>
-        <w:t>“Ah Chong's lorry.”</w:t>
-      </w:r>
-    </w:p>
-    <w:p>
-      <w:pPr>
-        <w:jc w:val="left"/>
-      </w:pPr>
-      <w:r>
-        <w:t>“Pak Din's nephew.”</w:t>
-      </w:r>
-    </w:p>
-    <w:p>
-      <w:pPr>
-        <w:jc w:val="left"/>
-      </w:pPr>
-      <w:r>
-        <w:t>“Ravi's warehouse.”</w:t>
-      </w:r>
-    </w:p>
-    <w:p>
-      <w:pPr>
-        <w:jc w:val="left"/>
-      </w:pPr>
-      <w:r>
-        <w:t>“Boon's boys.”</w:t>
+        <w:t>“Ah Chong’s lorry.”</w:t>
+      </w:r>
+    </w:p>
+    <w:p>
+      <w:pPr>
+        <w:jc w:val="left"/>
+      </w:pPr>
+      <w:r>
+        <w:t>“Pak Din’s nephew.”</w:t>
+      </w:r>
+    </w:p>
+    <w:p>
+      <w:pPr>
+        <w:jc w:val="left"/>
+      </w:pPr>
+      <w:r>
+        <w:t>“Ravi’s warehouse.”</w:t>
+      </w:r>
+    </w:p>
+    <w:p>
+      <w:pPr>
+        <w:jc w:val="left"/>
+      </w:pPr>
+      <w:r>
+        <w:t>“Boon’s boys.”</w:t>
       </w:r>
     </w:p>
     <w:p>
@@ -673,7 +673,7 @@
         <w:jc w:val="left"/>
       </w:pPr>
       <w:r>
-        <w:t>The second week, Sergeant Mat Nor put a plate on Rahman's desk anyway.</w:t>
+        <w:t>The second week, Sergeant Mat Nor put a plate on Rahman’s desk anyway.</w:t>
       </w:r>
     </w:p>
     <w:p>
@@ -705,7 +705,7 @@
         <w:jc w:val="left"/>
       </w:pPr>
       <w:r>
-        <w:t>“That wasn't my question.”</w:t>
+        <w:t>“That wasn’t my question.”</w:t>
       </w:r>
     </w:p>
     <w:p>
@@ -1453,7 +1453,7 @@
         <w:jc w:val="left"/>
       </w:pPr>
       <w:r>
-        <w:t>“We're not checking?”</w:t>
+        <w:t>“We’re not checking?”</w:t>
       </w:r>
     </w:p>
     <w:p>
@@ -1477,7 +1477,7 @@
         <w:jc w:val="left"/>
       </w:pPr>
       <w:r>
-        <w:t>“We haven't seen them.”</w:t>
+        <w:t>“We haven’t seen them.”</w:t>
       </w:r>
     </w:p>
     <w:p>
@@ -1493,15 +1493,15 @@
         <w:jc w:val="left"/>
       </w:pPr>
       <w:r>
-        <w:t>Zulkifli's face hardened slightly.</w:t>
-      </w:r>
-    </w:p>
-    <w:p>
-      <w:pPr>
-        <w:jc w:val="left"/>
-      </w:pPr>
-      <w:r>
-        <w:t>“I've checked this company all week.”</w:t>
+        <w:t>Zulkifli’s face hardened slightly.</w:t>
+      </w:r>
+    </w:p>
+    <w:p>
+      <w:pPr>
+        <w:jc w:val="left"/>
+      </w:pPr>
+      <w:r>
+        <w:t>“I’ve checked this company all week.”</w:t>
       </w:r>
     </w:p>
     <w:p>
@@ -1517,7 +1517,7 @@
         <w:jc w:val="left"/>
       </w:pPr>
       <w:r>
-        <w:t>“Then one more time won't hurt.”</w:t>
+        <w:t>“Then one more time won’t hurt.”</w:t>
       </w:r>
     </w:p>
     <w:p>
@@ -1845,15 +1845,15 @@
         <w:jc w:val="left"/>
       </w:pPr>
       <w:r>
-        <w:t>“Not every lorry you don't check is corruption.”</w:t>
-      </w:r>
-    </w:p>
-    <w:p>
-      <w:pPr>
-        <w:jc w:val="left"/>
-      </w:pPr>
-      <w:r>
-        <w:t>“I didn't say it was.”</w:t>
+        <w:t>“Not every lorry you don’t check is corruption.”</w:t>
+      </w:r>
+    </w:p>
+    <w:p>
+      <w:pPr>
+        <w:jc w:val="left"/>
+      </w:pPr>
+      <w:r>
+        <w:t>“I didn’t say it was.”</w:t>
       </w:r>
     </w:p>
     <w:p>
@@ -1885,7 +1885,7 @@
         <w:jc w:val="left"/>
       </w:pPr>
       <w:r>
-        <w:t>Harun's voice returned.</w:t>
+        <w:t>Harun’s voice returned.</w:t>
       </w:r>
     </w:p>
     <w:p>
@@ -1925,7 +1925,7 @@
         <w:jc w:val="left"/>
       </w:pPr>
       <w:r>
-        <w:t>“Everyone says that when they're annoying me.”</w:t>
+        <w:t>“Everyone says that when they’re annoying me.”</w:t>
       </w:r>
     </w:p>
     <w:p>
@@ -2405,7 +2405,7 @@
         <w:jc w:val="left"/>
       </w:pPr>
       <w:r>
-        <w:t>“We don't know anything yet.”</w:t>
+        <w:t>“We don’t know anything yet.”</w:t>
       </w:r>
     </w:p>
     <w:p>
@@ -2509,7 +2509,7 @@
         <w:jc w:val="left"/>
       </w:pPr>
       <w:r>
-        <w:t>“We're looking.”</w:t>
+        <w:t>“We’re looking.”</w:t>
       </w:r>
     </w:p>
     <w:p>
@@ -2773,7 +2773,7 @@
         <w:jc w:val="left"/>
       </w:pPr>
       <w:r>
-        <w:t>The warehouse's metal structure interfered.</w:t>
+        <w:t>The warehouse’s metal structure interfered.</w:t>
       </w:r>
     </w:p>
     <w:p>
@@ -3005,7 +3005,7 @@
         <w:jc w:val="left"/>
       </w:pPr>
       <w:r>
-        <w:t>Kumar reached for the driver's door.</w:t>
+        <w:t>Kumar reached for the driver’s door.</w:t>
       </w:r>
     </w:p>
     <w:p>
@@ -3429,7 +3429,7 @@
         <w:jc w:val="left"/>
       </w:pPr>
       <w:r>
-        <w:t>Hair too long for a policeman's approval.</w:t>
+        <w:t>Hair too long for a policeman’s approval.</w:t>
       </w:r>
     </w:p>
     <w:p>
@@ -3757,7 +3757,7 @@
         <w:jc w:val="left"/>
       </w:pPr>
       <w:r>
-        <w:t>“You won't.”</w:t>
+        <w:t>“You won’t.”</w:t>
       </w:r>
     </w:p>
     <w:p>
@@ -3925,7 +3925,7 @@
         <w:jc w:val="left"/>
       </w:pPr>
       <w:r>
-        <w:t>“That isn't an answer.”</w:t>
+        <w:t>“That isn’t an answer.”</w:t>
       </w:r>
     </w:p>
     <w:p>
@@ -3957,7 +3957,7 @@
         <w:jc w:val="left"/>
       </w:pPr>
       <w:r>
-        <w:t>“Local police don't write every registration number.”</w:t>
+        <w:t>“Local police don’t write every registration number.”</w:t>
       </w:r>
     </w:p>
     <w:p>
@@ -4181,7 +4181,7 @@
         <w:jc w:val="left"/>
       </w:pPr>
       <w:r>
-        <w:t>Khairul's smile became smaller.</w:t>
+        <w:t>Khairul’s smile became smaller.</w:t>
       </w:r>
     </w:p>
     <w:p>
@@ -4237,7 +4237,7 @@
         <w:jc w:val="left"/>
       </w:pPr>
       <w:r>
-        <w:t>“That isn't what I asked.”</w:t>
+        <w:t>“That isn’t what I asked.”</w:t>
       </w:r>
     </w:p>
     <w:p>
@@ -4277,7 +4277,7 @@
         <w:jc w:val="left"/>
       </w:pPr>
       <w:r>
-        <w:t>“Don't worry, Inspector.”</w:t>
+        <w:t>“Don’t worry, Inspector.”</w:t>
       </w:r>
     </w:p>
     <w:p>
@@ -4665,7 +4665,7 @@
         <w:jc w:val="left"/>
       </w:pPr>
       <w:r>
-        <w:t>“Honest people don't.”</w:t>
+        <w:t>“Honest people don’t.”</w:t>
       </w:r>
     </w:p>
     <w:p>
@@ -4729,7 +4729,7 @@
         <w:jc w:val="left"/>
       </w:pPr>
       <w:r>
-        <w:t>Khairul's eyes flickered.</w:t>
+        <w:t>Khairul’s eyes flickered.</w:t>
       </w:r>
     </w:p>
     <w:p>
@@ -4809,15 +4809,15 @@
         <w:jc w:val="left"/>
       </w:pPr>
       <w:r>
-        <w:t>“You don't talk like here.”</w:t>
-      </w:r>
-    </w:p>
-    <w:p>
-      <w:pPr>
-        <w:jc w:val="left"/>
-      </w:pPr>
-      <w:r>
-        <w:t>“That isn't it.”</w:t>
+        <w:t>“You don’t talk like here.”</w:t>
+      </w:r>
+    </w:p>
+    <w:p>
+      <w:pPr>
+        <w:jc w:val="left"/>
+      </w:pPr>
+      <w:r>
+        <w:t>“That isn’t it.”</w:t>
       </w:r>
     </w:p>
     <w:p>
@@ -5017,7 +5017,7 @@
         <w:jc w:val="left"/>
       </w:pPr>
       <w:r>
-        <w:t>“That's all?”</w:t>
+        <w:t>“That’s all?”</w:t>
       </w:r>
     </w:p>
     <w:p>
@@ -5141,7 +5141,7 @@
         <w:jc w:val="left"/>
       </w:pPr>
       <w:r>
-        <w:t>“He'll probably get minor charge.”</w:t>
+        <w:t>“He’ll probably get minor charge.”</w:t>
       </w:r>
     </w:p>
     <w:p>
@@ -5485,7 +5485,7 @@
         <w:jc w:val="left"/>
       </w:pPr>
       <w:r>
-        <w:t>“Don't worry, Inspector.”</w:t>
+        <w:t>“Don’t worry, Inspector.”</w:t>
       </w:r>
     </w:p>
     <w:p>
@@ -5509,7 +5509,7 @@
         <w:jc w:val="left"/>
       </w:pPr>
       <w:r>
-        <w:t>“You'll see me again.”</w:t>
+        <w:t>“You’ll see me again.”</w:t>
       </w:r>
     </w:p>
     <w:p>

--- a/01_The_Blue_Silence/Manuscript/THE_BLUE_SILENCE_Chapter_06_The_Border.docx
+++ b/01_The_Blue_Silence/Manuscript/THE_BLUE_SILENCE_Chapter_06_The_Border.docx
@@ -4386,6 +4386,30 @@
       </w:pPr>
       <w:r>
         <w:t>Muhammad Khairul gave the least useful statement Rahman had ever taken.</w:t>
+      </w:r>
+    </w:p>
+    <w:p>
+      <w:pPr>
+        <w:jc w:val="left"/>
+      </w:pPr>
+      <w:r>
+        <w:t>The arrest sheet said Muhammad Khairul.</w:t>
+      </w:r>
+    </w:p>
+    <w:p>
+      <w:pPr>
+        <w:jc w:val="left"/>
+      </w:pPr>
+      <w:r>
+        <w:t>Every officer at the border post called him something else.</w:t>
+      </w:r>
+    </w:p>
+    <w:p>
+      <w:pPr>
+        <w:jc w:val="left"/>
+      </w:pPr>
+      <w:r>
+        <w:t>Kelana. The wanderer. He had earned it by never being where the last report put him.</w:t>
       </w:r>
     </w:p>
     <w:p>

--- a/01_The_Blue_Silence/Manuscript/THE_BLUE_SILENCE_Chapter_06_The_Border.docx
+++ b/01_The_Blue_Silence/Manuscript/THE_BLUE_SILENCE_Chapter_06_The_Border.docx
@@ -197,7 +197,7 @@
         <w:jc w:val="left"/>
       </w:pPr>
       <w:r>
-        <w:t>Rahman’s new district chief, Superintendent Halim Latif, told him this on his first morning.</w:t>
+        <w:t>Rahman’s new district chief, Superintendent Halim Zain, told him this on his first morning.</w:t>
       </w:r>
     </w:p>
     <w:p>
